--- a/entregables/propuesta-completa/Territorio_Preparado_Propuesta_Completa.docx
+++ b/entregables/propuesta-completa/Territorio_Preparado_Propuesta_Completa.docx
@@ -99,7 +99,7 @@
       <w:r>
         <w:t>William Ortiz · Herlin Echeverry</w:t>
         <w:br/>
-        <w:t>Pablo Arango · Daniel Celis</w:t>
+        <w:t>Pablo Arango · Bryan Martínez Villamarín</w:t>
       </w:r>
     </w:p>
     <w:p>
